--- a/corpus/synthetic/hf-images__017.docx
+++ b/corpus/synthetic/hf-images__017.docx
@@ -28,38 +28,48 @@
         <w:tcPr>
           <w:tcW w:w="2000" w:type="dxa"/>
         </w:tcPr>
-        <w:tbl>
-          <w:tblGrid>
-            <w:gridCol w:w="1500"/>
-          </w:tblGrid>
-          <w:tr>
-            <w:tc>
-              <w:tcPr>
-                <w:tcW w:w="1500" w:type="dxa"/>
-              </w:tcPr>
-              <w:p>
-                <w:r>
-                  <w:drawing>
-                    <wp:inline distT="0" distB="0" distL="0" distR="0">
-                      <wp:extent cx="381000" cy="190500"/>
-                      <wp:docPr id="1" name="Logo"/>
-                      <a:graphic>
-                        <a:graphicData uri="http://schemas.openxmlformats.org/drawingml/2006/picture">
-                          <pic:pic>
-                            <pic:blipFill>
-                              <a:blip r:embed="rId1"/>
-                            </pic:blipFill>
-                          </pic:pic>
-                        </a:graphicData>
-                      </a:graphic>
-                    </wp:inline>
-                  </w:drawing>
-                </w:r>
-              </w:p>
-            </w:tc>
-          </w:tr>
-        </w:tbl>
-        <w:p/>
+        <w:p>
+          <w:r>
+            <w:drawing>
+              <wp:inline distT="0" distB="0" distL="0" distR="0">
+                <wp:extent cx="381000" cy="190500"/>
+                <wp:docPr id="1" name="Logo"/>
+                <a:graphic>
+                  <a:graphicData uri="http://schemas.openxmlformats.org/drawingml/2006/picture">
+                    <pic:pic>
+                      <pic:blipFill>
+                        <a:blip r:embed="rId1"/>
+                      </pic:blipFill>
+                    </pic:pic>
+                  </a:graphicData>
+                </a:graphic>
+              </wp:inline>
+            </w:drawing>
+          </w:r>
+          <w:r>
+            <w:drawing>
+              <wp:anchor behindDoc="1">
+                <wp:positionH relativeFrom="page">
+                  <wp:posOffset>190500</wp:posOffset>
+                </wp:positionH>
+                <wp:positionV relativeFrom="page">
+                  <wp:posOffset>190500</wp:posOffset>
+                </wp:positionV>
+                <wp:extent cx="381000" cy="190500"/>
+                <wp:docPr id="1" name="Logo"/>
+                <a:graphic>
+                  <a:graphicData uri="http://schemas.openxmlformats.org/drawingml/2006/picture">
+                    <pic:pic>
+                      <pic:blipFill>
+                        <a:blip r:embed="rId1"/>
+                      </pic:blipFill>
+                    </pic:pic>
+                  </a:graphicData>
+                </a:graphic>
+              </wp:anchor>
+            </w:drawing>
+          </w:r>
+        </w:p>
       </w:tc>
       <w:tc>
         <w:tcPr>
